--- a/grc/docx/61.content.docx
+++ b/grc/docx/61.content.docx
@@ -7,7 +7,7 @@
       <w:pPr/>
       <w:r>
         <w:rPr>
-          <w:lang w:val="en_US" w:bidi="en_US"/>
+          <w:lang w:val="el_GR" w:bidi="el_GR"/>
         </w:rPr>
       </w:r>
     </w:p>
@@ -17,40 +17,40 @@
       </w:pPr>
       <w:r>
         <w:rPr>
-          <w:lang w:val="en_US" w:bidi="en_US"/>
+          <w:lang w:val="el_GR" w:bidi="el_GR"/>
         </w:rPr>
         <w:t>Resource: The SBL Greek New Testament</w:t>
       </w:r>
       <w:r>
         <w:rPr>
-          <w:lang w:val="en_US" w:bidi="en_US"/>
-        </w:rPr>
-      </w:r>
-    </w:p>
-    <w:p>
-      <w:pPr/>
-      <w:r>
-        <w:rPr>
-          <w:lang w:val="en_US" w:bidi="en_US"/>
+          <w:lang w:val="el_GR" w:bidi="el_GR"/>
+        </w:rPr>
+      </w:r>
+    </w:p>
+    <w:p>
+      <w:pPr/>
+      <w:r>
+        <w:rPr>
+          <w:lang w:val="el_GR" w:bidi="el_GR"/>
         </w:rPr>
       </w:r>
       <w:r>
         <w:rPr>
           <w:b/>
-          <w:lang w:val="en_US" w:bidi="en_US"/>
+          <w:lang w:val="el_GR" w:bidi="el_GR"/>
         </w:rPr>
         <w:t>The SBL Greek New Testament</w:t>
       </w:r>
       <w:r>
         <w:rPr>
-          <w:lang w:val="en_US" w:bidi="en_US"/>
+          <w:lang w:val="el_GR" w:bidi="el_GR"/>
         </w:rPr>
         <w:t xml:space="preserve"> © 2010 </w:t>
       </w:r>
       <w:hyperlink r:id="rId13">
         <w:r>
           <w:rPr>
-            <w:lang w:val="en_US" w:bidi="en_US"/>
+            <w:lang w:val="el_GR" w:bidi="el_GR"/>
           </w:rPr>
           <w:rPr>
             <w:color w:val="0000EE"/>
@@ -61,14 +61,14 @@
       </w:hyperlink>
       <w:r>
         <w:rPr>
-          <w:lang w:val="en_US" w:bidi="en_US"/>
+          <w:lang w:val="el_GR" w:bidi="el_GR"/>
         </w:rPr>
         <w:t xml:space="preserve">, licensed under a </w:t>
       </w:r>
       <w:hyperlink r:id="rId14">
         <w:r>
           <w:rPr>
-            <w:lang w:val="en_US" w:bidi="en_US"/>
+            <w:lang w:val="el_GR" w:bidi="el_GR"/>
           </w:rPr>
           <w:rPr>
             <w:color w:val="0000EE"/>
@@ -79,18 +79,18 @@
       </w:hyperlink>
       <w:r>
         <w:rPr>
-          <w:lang w:val="en_US" w:bidi="en_US"/>
+          <w:lang w:val="el_GR" w:bidi="el_GR"/>
         </w:rPr>
         <w:t>.</w:t>
       </w:r>
       <w:r>
         <w:rPr>
-          <w:lang w:val="en_US" w:bidi="en_US"/>
-        </w:rPr>
-      </w:r>
-      <w:r>
-        <w:rPr>
-          <w:lang w:val="en_US" w:bidi="en_US"/>
+          <w:lang w:val="el_GR" w:bidi="el_GR"/>
+        </w:rPr>
+      </w:r>
+      <w:r>
+        <w:rPr>
+          <w:lang w:val="el_GR" w:bidi="el_GR"/>
         </w:rPr>
       </w:r>
     </w:p>
@@ -100,7 +100,7 @@
       </w:pPr>
       <w:r>
         <w:rPr>
-          <w:lang w:val="en_US" w:bidi="en_US"/>
+          <w:lang w:val="el_GR" w:bidi="el_GR"/>
         </w:rPr>
         <w:t>The SBL Greek New Testament</w:t>
       </w:r>
@@ -127,7 +127,7 @@
       <w:pPr/>
       <w:r>
         <w:rPr>
-          <w:lang w:val="en_US" w:bidi="en_US"/>
+          <w:lang w:val="el_GR" w:bidi="el_GR"/>
         </w:rPr>
       </w:r>
     </w:p>
@@ -137,31 +137,31 @@
       </w:pPr>
       <w:r>
         <w:rPr>
-          <w:lang w:val="en_US" w:bidi="en_US"/>
-        </w:rPr>
-      </w:r>
-    </w:p>
-    <w:p>
-      <w:pPr/>
-      <w:r>
-        <w:rPr>
-          <w:lang w:val="en_US" w:bidi="en_US"/>
-        </w:rPr>
-      </w:r>
-      <w:r>
-        <w:rPr>
-          <w:lang w:val="en_US" w:bidi="en_US"/>
+          <w:lang w:val="el_GR" w:bidi="el_GR"/>
+        </w:rPr>
+      </w:r>
+    </w:p>
+    <w:p>
+      <w:pPr/>
+      <w:r>
+        <w:rPr>
+          <w:lang w:val="el_GR" w:bidi="el_GR"/>
+        </w:rPr>
+      </w:r>
+      <w:r>
+        <w:rPr>
+          <w:lang w:val="el_GR" w:bidi="el_GR"/>
         </w:rPr>
         <w:t xml:space="preserve"> </w:t>
       </w:r>
       <w:r>
         <w:rPr>
-          <w:lang w:val="en_US" w:bidi="en_US"/>
-        </w:rPr>
-      </w:r>
-      <w:r>
-        <w:rPr>
-          <w:lang w:val="en_US" w:bidi="en_US"/>
+          <w:lang w:val="el_GR" w:bidi="el_GR"/>
+        </w:rPr>
+      </w:r>
+      <w:r>
+        <w:rPr>
+          <w:lang w:val="el_GR" w:bidi="el_GR"/>
         </w:rPr>
       </w:r>
     </w:p>
@@ -186,33 +186,33 @@
       </w:pPr>
       <w:r>
         <w:rPr>
-          <w:lang w:val="en_US" w:bidi="en_US"/>
+          <w:lang w:val="el_GR" w:bidi="el_GR"/>
         </w:rPr>
         <w:t>2 Peter 1:1</w:t>
       </w:r>
       <w:r>
         <w:rPr>
-          <w:lang w:val="en_US" w:bidi="en_US"/>
-        </w:rPr>
-      </w:r>
-    </w:p>
-    <w:p>
-      <w:pPr/>
-      <w:r>
-        <w:rPr>
-          <w:lang w:val="en_US" w:bidi="en_US"/>
+          <w:lang w:val="el_GR" w:bidi="el_GR"/>
+        </w:rPr>
+      </w:r>
+    </w:p>
+    <w:p>
+      <w:pPr/>
+      <w:r>
+        <w:rPr>
+          <w:lang w:val="el_GR" w:bidi="el_GR"/>
         </w:rPr>
       </w:r>
       <w:r>
         <w:rPr>
           <w:vertAlign w:val="superscript"/>
-          <w:lang w:val="en_US" w:bidi="en_US"/>
+          <w:lang w:val="el_GR" w:bidi="el_GR"/>
         </w:rPr>
         <w:t>1</w:t>
       </w:r>
       <w:r>
         <w:rPr>
-          <w:lang w:val="en_US" w:bidi="en_US"/>
+          <w:lang w:val="el_GR" w:bidi="el_GR"/>
         </w:rPr>
         <w:t xml:space="preserve"> Συμεὼν Πέτρος δοῦλος καὶ ἀπόστολος Ἰησοῦ Χριστοῦ τοῖς ἰσότιμον ἡμῖν λαχοῦσιν πίστιν ἐν δικαιοσύνῃ τοῦ θεοῦ ἡμῶν καὶ σωτῆρος Ἰησοῦ Χριστοῦ·</w:t>
       </w:r>
@@ -221,19 +221,19 @@
       <w:pPr/>
       <w:r>
         <w:rPr>
-          <w:lang w:val="en_US" w:bidi="en_US"/>
+          <w:lang w:val="el_GR" w:bidi="el_GR"/>
         </w:rPr>
       </w:r>
       <w:r>
         <w:rPr>
           <w:vertAlign w:val="superscript"/>
-          <w:lang w:val="en_US" w:bidi="en_US"/>
+          <w:lang w:val="el_GR" w:bidi="el_GR"/>
         </w:rPr>
         <w:t>2</w:t>
       </w:r>
       <w:r>
         <w:rPr>
-          <w:lang w:val="en_US" w:bidi="en_US"/>
+          <w:lang w:val="el_GR" w:bidi="el_GR"/>
         </w:rPr>
         <w:t xml:space="preserve"> χάρις ὑμῖν καὶ εἰρήνη πληθυνθείη ἐν ἐπιγνώσει τοῦ θεοῦ καὶ Ἰησοῦ τοῦ κυρίου ἡμῶν.</w:t>
       </w:r>
@@ -242,19 +242,19 @@
       <w:pPr/>
       <w:r>
         <w:rPr>
-          <w:lang w:val="en_US" w:bidi="en_US"/>
+          <w:lang w:val="el_GR" w:bidi="el_GR"/>
         </w:rPr>
       </w:r>
       <w:r>
         <w:rPr>
           <w:vertAlign w:val="superscript"/>
-          <w:lang w:val="en_US" w:bidi="en_US"/>
+          <w:lang w:val="el_GR" w:bidi="el_GR"/>
         </w:rPr>
         <w:t>3</w:t>
       </w:r>
       <w:r>
         <w:rPr>
-          <w:lang w:val="en_US" w:bidi="en_US"/>
+          <w:lang w:val="el_GR" w:bidi="el_GR"/>
         </w:rPr>
         <w:t xml:space="preserve"> Ὡς πάντα ἡμῖν τῆς θείας δυνάμεως αὐτοῦ τὰ πρὸς ζωὴν καὶ εὐσέβειαν δεδωρημένης διὰ τῆς ἐπιγνώσεως τοῦ καλέσαντος ἡμᾶς ἰδίᾳ δόξῃ καὶ ἀρετῇ,</w:t>
       </w:r>
@@ -263,19 +263,19 @@
       <w:pPr/>
       <w:r>
         <w:rPr>
-          <w:lang w:val="en_US" w:bidi="en_US"/>
+          <w:lang w:val="el_GR" w:bidi="el_GR"/>
         </w:rPr>
       </w:r>
       <w:r>
         <w:rPr>
           <w:vertAlign w:val="superscript"/>
-          <w:lang w:val="en_US" w:bidi="en_US"/>
+          <w:lang w:val="el_GR" w:bidi="el_GR"/>
         </w:rPr>
         <w:t>4</w:t>
       </w:r>
       <w:r>
         <w:rPr>
-          <w:lang w:val="en_US" w:bidi="en_US"/>
+          <w:lang w:val="el_GR" w:bidi="el_GR"/>
         </w:rPr>
         <w:t xml:space="preserve"> διʼ ὧν τὰ τίμια καὶ μέγιστα ἡμῖν ἐπαγγέλματα δεδώρηται, ἵνα διὰ τούτων γένησθε θείας κοινωνοὶ φύσεως, ἀποφυγόντες τῆς ἐν τῷ κόσμῳ ἐν ἐπιθυμίᾳ φθορᾶς.</w:t>
       </w:r>
@@ -284,19 +284,19 @@
       <w:pPr/>
       <w:r>
         <w:rPr>
-          <w:lang w:val="en_US" w:bidi="en_US"/>
+          <w:lang w:val="el_GR" w:bidi="el_GR"/>
         </w:rPr>
       </w:r>
       <w:r>
         <w:rPr>
           <w:vertAlign w:val="superscript"/>
-          <w:lang w:val="en_US" w:bidi="en_US"/>
+          <w:lang w:val="el_GR" w:bidi="el_GR"/>
         </w:rPr>
         <w:t>5</w:t>
       </w:r>
       <w:r>
         <w:rPr>
-          <w:lang w:val="en_US" w:bidi="en_US"/>
+          <w:lang w:val="el_GR" w:bidi="el_GR"/>
         </w:rPr>
         <w:t xml:space="preserve"> καὶ αὐτὸ τοῦτο δὲ σπουδὴν πᾶσαν παρεισενέγκαντες ἐπιχορηγήσατε ἐν τῇ πίστει ὑμῶν τὴν ἀρετήν, ἐν δὲ τῇ ἀρετῇ τὴν γνῶσιν,</w:t>
       </w:r>
@@ -305,19 +305,19 @@
       <w:pPr/>
       <w:r>
         <w:rPr>
-          <w:lang w:val="en_US" w:bidi="en_US"/>
+          <w:lang w:val="el_GR" w:bidi="el_GR"/>
         </w:rPr>
       </w:r>
       <w:r>
         <w:rPr>
           <w:vertAlign w:val="superscript"/>
-          <w:lang w:val="en_US" w:bidi="en_US"/>
+          <w:lang w:val="el_GR" w:bidi="el_GR"/>
         </w:rPr>
         <w:t>6</w:t>
       </w:r>
       <w:r>
         <w:rPr>
-          <w:lang w:val="en_US" w:bidi="en_US"/>
+          <w:lang w:val="el_GR" w:bidi="el_GR"/>
         </w:rPr>
         <w:t xml:space="preserve"> ἐν δὲ τῇ γνώσει τὴν ἐγκράτειαν, ἐν δὲ τῇ ἐγκρατείᾳ τὴν ὑπομονήν, ἐν δὲ τῇ ὑπομονῇ τὴν εὐσέβειαν,</w:t>
       </w:r>
@@ -326,19 +326,19 @@
       <w:pPr/>
       <w:r>
         <w:rPr>
-          <w:lang w:val="en_US" w:bidi="en_US"/>
+          <w:lang w:val="el_GR" w:bidi="el_GR"/>
         </w:rPr>
       </w:r>
       <w:r>
         <w:rPr>
           <w:vertAlign w:val="superscript"/>
-          <w:lang w:val="en_US" w:bidi="en_US"/>
+          <w:lang w:val="el_GR" w:bidi="el_GR"/>
         </w:rPr>
         <w:t>7</w:t>
       </w:r>
       <w:r>
         <w:rPr>
-          <w:lang w:val="en_US" w:bidi="en_US"/>
+          <w:lang w:val="el_GR" w:bidi="el_GR"/>
         </w:rPr>
         <w:t xml:space="preserve"> ἐν δὲ τῇ εὐσεβείᾳ τὴν φιλαδελφίαν, ἐν δὲ τῇ φιλαδελφίᾳ τὴν ἀγάπην·</w:t>
       </w:r>
@@ -347,19 +347,19 @@
       <w:pPr/>
       <w:r>
         <w:rPr>
-          <w:lang w:val="en_US" w:bidi="en_US"/>
+          <w:lang w:val="el_GR" w:bidi="el_GR"/>
         </w:rPr>
       </w:r>
       <w:r>
         <w:rPr>
           <w:vertAlign w:val="superscript"/>
-          <w:lang w:val="en_US" w:bidi="en_US"/>
+          <w:lang w:val="el_GR" w:bidi="el_GR"/>
         </w:rPr>
         <w:t>8</w:t>
       </w:r>
       <w:r>
         <w:rPr>
-          <w:lang w:val="en_US" w:bidi="en_US"/>
+          <w:lang w:val="el_GR" w:bidi="el_GR"/>
         </w:rPr>
         <w:t xml:space="preserve"> ταῦτα γὰρ ὑμῖν ὑπάρχοντα καὶ πλεονάζοντα οὐκ ἀργοὺς οὐδὲ ἀκάρπους καθίστησιν εἰς τὴν τοῦ κυρίου ἡμῶν Ἰησοῦ Χριστοῦ ἐπίγνωσιν·</w:t>
       </w:r>
@@ -368,19 +368,19 @@
       <w:pPr/>
       <w:r>
         <w:rPr>
-          <w:lang w:val="en_US" w:bidi="en_US"/>
+          <w:lang w:val="el_GR" w:bidi="el_GR"/>
         </w:rPr>
       </w:r>
       <w:r>
         <w:rPr>
           <w:vertAlign w:val="superscript"/>
-          <w:lang w:val="en_US" w:bidi="en_US"/>
+          <w:lang w:val="el_GR" w:bidi="el_GR"/>
         </w:rPr>
         <w:t>9</w:t>
       </w:r>
       <w:r>
         <w:rPr>
-          <w:lang w:val="en_US" w:bidi="en_US"/>
+          <w:lang w:val="el_GR" w:bidi="el_GR"/>
         </w:rPr>
         <w:t xml:space="preserve"> ᾧ γὰρ μὴ πάρεστιν ταῦτα, τυφλός ἐστιν μυωπάζων, λήθην λαβὼν τοῦ καθαρισμοῦ τῶν πάλαι αὐτοῦ ἁμαρτημάτων.</w:t>
       </w:r>
@@ -389,19 +389,19 @@
       <w:pPr/>
       <w:r>
         <w:rPr>
-          <w:lang w:val="en_US" w:bidi="en_US"/>
+          <w:lang w:val="el_GR" w:bidi="el_GR"/>
         </w:rPr>
       </w:r>
       <w:r>
         <w:rPr>
           <w:vertAlign w:val="superscript"/>
-          <w:lang w:val="en_US" w:bidi="en_US"/>
+          <w:lang w:val="el_GR" w:bidi="el_GR"/>
         </w:rPr>
         <w:t>10</w:t>
       </w:r>
       <w:r>
         <w:rPr>
-          <w:lang w:val="en_US" w:bidi="en_US"/>
+          <w:lang w:val="el_GR" w:bidi="el_GR"/>
         </w:rPr>
         <w:t xml:space="preserve"> διὸ μᾶλλον, ἀδελφοί, σπουδάσατε βεβαίαν ὑμῶν τὴν κλῆσιν καὶ ἐκλογὴν ποιεῖσθαι· ταῦτα γὰρ ποιοῦντες οὐ μὴ πταίσητέ ποτε·</w:t>
       </w:r>
@@ -410,19 +410,19 @@
       <w:pPr/>
       <w:r>
         <w:rPr>
-          <w:lang w:val="en_US" w:bidi="en_US"/>
+          <w:lang w:val="el_GR" w:bidi="el_GR"/>
         </w:rPr>
       </w:r>
       <w:r>
         <w:rPr>
           <w:vertAlign w:val="superscript"/>
-          <w:lang w:val="en_US" w:bidi="en_US"/>
+          <w:lang w:val="el_GR" w:bidi="el_GR"/>
         </w:rPr>
         <w:t>11</w:t>
       </w:r>
       <w:r>
         <w:rPr>
-          <w:lang w:val="en_US" w:bidi="en_US"/>
+          <w:lang w:val="el_GR" w:bidi="el_GR"/>
         </w:rPr>
         <w:t xml:space="preserve"> οὕτως γὰρ πλουσίως ἐπιχορηγηθήσεται ὑμῖν ἡ εἴσοδος εἰς τὴν αἰώνιον βασιλείαν τοῦ κυρίου ἡμῶν καὶ σωτῆρος Ἰησοῦ Χριστοῦ.</w:t>
       </w:r>
@@ -431,19 +431,19 @@
       <w:pPr/>
       <w:r>
         <w:rPr>
-          <w:lang w:val="en_US" w:bidi="en_US"/>
+          <w:lang w:val="el_GR" w:bidi="el_GR"/>
         </w:rPr>
       </w:r>
       <w:r>
         <w:rPr>
           <w:vertAlign w:val="superscript"/>
-          <w:lang w:val="en_US" w:bidi="en_US"/>
+          <w:lang w:val="el_GR" w:bidi="el_GR"/>
         </w:rPr>
         <w:t>12</w:t>
       </w:r>
       <w:r>
         <w:rPr>
-          <w:lang w:val="en_US" w:bidi="en_US"/>
+          <w:lang w:val="el_GR" w:bidi="el_GR"/>
         </w:rPr>
         <w:t xml:space="preserve"> Διὸ μελλήσω ἀεὶ ὑμᾶς ὑπομιμνῄσκειν περὶ τούτων, καίπερ εἰδότας καὶ ἐστηριγμένους ἐν τῇ παρούσῃ ἀληθείᾳ.</w:t>
       </w:r>
@@ -452,19 +452,19 @@
       <w:pPr/>
       <w:r>
         <w:rPr>
-          <w:lang w:val="en_US" w:bidi="en_US"/>
+          <w:lang w:val="el_GR" w:bidi="el_GR"/>
         </w:rPr>
       </w:r>
       <w:r>
         <w:rPr>
           <w:vertAlign w:val="superscript"/>
-          <w:lang w:val="en_US" w:bidi="en_US"/>
+          <w:lang w:val="el_GR" w:bidi="el_GR"/>
         </w:rPr>
         <w:t>13</w:t>
       </w:r>
       <w:r>
         <w:rPr>
-          <w:lang w:val="en_US" w:bidi="en_US"/>
+          <w:lang w:val="el_GR" w:bidi="el_GR"/>
         </w:rPr>
         <w:t xml:space="preserve"> δίκαιον δὲ ἡγοῦμαι, ἐφʼ ὅσον εἰμὶ ἐν τούτῳ τῷ σκηνώματι, διεγείρειν ὑμᾶς ἐν ὑπομνήσει,</w:t>
       </w:r>
@@ -473,19 +473,19 @@
       <w:pPr/>
       <w:r>
         <w:rPr>
-          <w:lang w:val="en_US" w:bidi="en_US"/>
+          <w:lang w:val="el_GR" w:bidi="el_GR"/>
         </w:rPr>
       </w:r>
       <w:r>
         <w:rPr>
           <w:vertAlign w:val="superscript"/>
-          <w:lang w:val="en_US" w:bidi="en_US"/>
+          <w:lang w:val="el_GR" w:bidi="el_GR"/>
         </w:rPr>
         <w:t>14</w:t>
       </w:r>
       <w:r>
         <w:rPr>
-          <w:lang w:val="en_US" w:bidi="en_US"/>
+          <w:lang w:val="el_GR" w:bidi="el_GR"/>
         </w:rPr>
         <w:t xml:space="preserve"> εἰδὼς ὅτι ταχινή ἐστιν ἡ ἀπόθεσις τοῦ σκηνώματός μου, καθὼς καὶ ὁ κύριος ἡμῶν Ἰησοῦς Χριστὸς ἐδήλωσέν μοι·</w:t>
       </w:r>
@@ -494,19 +494,19 @@
       <w:pPr/>
       <w:r>
         <w:rPr>
-          <w:lang w:val="en_US" w:bidi="en_US"/>
+          <w:lang w:val="el_GR" w:bidi="el_GR"/>
         </w:rPr>
       </w:r>
       <w:r>
         <w:rPr>
           <w:vertAlign w:val="superscript"/>
-          <w:lang w:val="en_US" w:bidi="en_US"/>
+          <w:lang w:val="el_GR" w:bidi="el_GR"/>
         </w:rPr>
         <w:t>15</w:t>
       </w:r>
       <w:r>
         <w:rPr>
-          <w:lang w:val="en_US" w:bidi="en_US"/>
+          <w:lang w:val="el_GR" w:bidi="el_GR"/>
         </w:rPr>
         <w:t xml:space="preserve"> σπουδάσω δὲ καὶ ἑκάστοτε ἔχειν ὑμᾶς μετὰ τὴν ἐμὴν ἔξοδον τὴν τούτων μνήμην ποιεῖσθαι.</w:t>
       </w:r>
@@ -515,19 +515,19 @@
       <w:pPr/>
       <w:r>
         <w:rPr>
-          <w:lang w:val="en_US" w:bidi="en_US"/>
+          <w:lang w:val="el_GR" w:bidi="el_GR"/>
         </w:rPr>
       </w:r>
       <w:r>
         <w:rPr>
           <w:vertAlign w:val="superscript"/>
-          <w:lang w:val="en_US" w:bidi="en_US"/>
+          <w:lang w:val="el_GR" w:bidi="el_GR"/>
         </w:rPr>
         <w:t>16</w:t>
       </w:r>
       <w:r>
         <w:rPr>
-          <w:lang w:val="en_US" w:bidi="en_US"/>
+          <w:lang w:val="el_GR" w:bidi="el_GR"/>
         </w:rPr>
         <w:t xml:space="preserve"> Οὐ γὰρ σεσοφισμένοις μύθοις ἐξακολουθήσαντες ἐγνωρίσαμεν ὑμῖν τὴν τοῦ κυρίου ἡμῶν Ἰησοῦ Χριστοῦ δύναμιν καὶ παρουσίαν, ἀλλʼ ἐπόπται γενηθέντες τῆς ἐκείνου μεγαλειότητος.</w:t>
       </w:r>
@@ -536,19 +536,19 @@
       <w:pPr/>
       <w:r>
         <w:rPr>
-          <w:lang w:val="en_US" w:bidi="en_US"/>
+          <w:lang w:val="el_GR" w:bidi="el_GR"/>
         </w:rPr>
       </w:r>
       <w:r>
         <w:rPr>
           <w:vertAlign w:val="superscript"/>
-          <w:lang w:val="en_US" w:bidi="en_US"/>
+          <w:lang w:val="el_GR" w:bidi="el_GR"/>
         </w:rPr>
         <w:t>17</w:t>
       </w:r>
       <w:r>
         <w:rPr>
-          <w:lang w:val="en_US" w:bidi="en_US"/>
+          <w:lang w:val="el_GR" w:bidi="el_GR"/>
         </w:rPr>
         <w:t xml:space="preserve"> λαβὼν γὰρ παρὰ θεοῦ πατρὸς τιμὴν καὶ δόξαν φωνῆς ἐνεχθείσης αὐτῷ τοιᾶσδε ὑπὸ τῆς μεγαλοπρεποῦς δόξης· Ὁ υἱός μου ὁ ἀγαπητός μου οὗτός ἐστιν, εἰς ὃν ἐγὼ εὐδόκησα—</w:t>
       </w:r>
@@ -557,19 +557,19 @@
       <w:pPr/>
       <w:r>
         <w:rPr>
-          <w:lang w:val="en_US" w:bidi="en_US"/>
+          <w:lang w:val="el_GR" w:bidi="el_GR"/>
         </w:rPr>
       </w:r>
       <w:r>
         <w:rPr>
           <w:vertAlign w:val="superscript"/>
-          <w:lang w:val="en_US" w:bidi="en_US"/>
+          <w:lang w:val="el_GR" w:bidi="el_GR"/>
         </w:rPr>
         <w:t>18</w:t>
       </w:r>
       <w:r>
         <w:rPr>
-          <w:lang w:val="en_US" w:bidi="en_US"/>
+          <w:lang w:val="el_GR" w:bidi="el_GR"/>
         </w:rPr>
         <w:t xml:space="preserve"> καὶ ταύτην τὴν φωνὴν ἡμεῖς ἠκούσαμεν ἐξ οὐρανοῦ ἐνεχθεῖσαν σὺν αὐτῷ ὄντες ἐν τῷ ἁγίῳ ὄρει.</w:t>
       </w:r>
@@ -578,19 +578,19 @@
       <w:pPr/>
       <w:r>
         <w:rPr>
-          <w:lang w:val="en_US" w:bidi="en_US"/>
+          <w:lang w:val="el_GR" w:bidi="el_GR"/>
         </w:rPr>
       </w:r>
       <w:r>
         <w:rPr>
           <w:vertAlign w:val="superscript"/>
-          <w:lang w:val="en_US" w:bidi="en_US"/>
+          <w:lang w:val="el_GR" w:bidi="el_GR"/>
         </w:rPr>
         <w:t>19</w:t>
       </w:r>
       <w:r>
         <w:rPr>
-          <w:lang w:val="en_US" w:bidi="en_US"/>
+          <w:lang w:val="el_GR" w:bidi="el_GR"/>
         </w:rPr>
         <w:t xml:space="preserve"> καὶ ἔχομεν βεβαιότερον τὸν προφητικὸν λόγον, ᾧ καλῶς ποιεῖτε προσέχοντες ὡς λύχνῳ φαίνοντι ἐν αὐχμηρῷ τόπῳ, ἕως οὗ ἡμέρα διαυγάσῃ καὶ φωσφόρος ἀνατείλῃ ἐν ταῖς καρδίαις ὑμῶν·</w:t>
       </w:r>
@@ -599,19 +599,19 @@
       <w:pPr/>
       <w:r>
         <w:rPr>
-          <w:lang w:val="en_US" w:bidi="en_US"/>
+          <w:lang w:val="el_GR" w:bidi="el_GR"/>
         </w:rPr>
       </w:r>
       <w:r>
         <w:rPr>
           <w:vertAlign w:val="superscript"/>
-          <w:lang w:val="en_US" w:bidi="en_US"/>
+          <w:lang w:val="el_GR" w:bidi="el_GR"/>
         </w:rPr>
         <w:t>20</w:t>
       </w:r>
       <w:r>
         <w:rPr>
-          <w:lang w:val="en_US" w:bidi="en_US"/>
+          <w:lang w:val="el_GR" w:bidi="el_GR"/>
         </w:rPr>
         <w:t xml:space="preserve"> τοῦτο πρῶτον γινώσκοντες ὅτι πᾶσα προφητεία γραφῆς ἰδίας ἐπιλύσεως οὐ γίνεται,</w:t>
       </w:r>
@@ -620,19 +620,19 @@
       <w:pPr/>
       <w:r>
         <w:rPr>
-          <w:lang w:val="en_US" w:bidi="en_US"/>
+          <w:lang w:val="el_GR" w:bidi="el_GR"/>
         </w:rPr>
       </w:r>
       <w:r>
         <w:rPr>
           <w:vertAlign w:val="superscript"/>
-          <w:lang w:val="en_US" w:bidi="en_US"/>
+          <w:lang w:val="el_GR" w:bidi="el_GR"/>
         </w:rPr>
         <w:t>21</w:t>
       </w:r>
       <w:r>
         <w:rPr>
-          <w:lang w:val="en_US" w:bidi="en_US"/>
+          <w:lang w:val="el_GR" w:bidi="el_GR"/>
         </w:rPr>
         <w:t xml:space="preserve"> οὐ γὰρ θελήματι ἀνθρώπου ἠνέχθη προφητεία ποτέ, ἀλλὰ ὑπὸ πνεύματος ἁγίου φερόμενοι ἐλάλησαν ἀπὸ θεοῦ ἄνθρωποι.</w:t>
       </w:r>
@@ -643,33 +643,33 @@
       </w:pPr>
       <w:r>
         <w:rPr>
-          <w:lang w:val="en_US" w:bidi="en_US"/>
+          <w:lang w:val="el_GR" w:bidi="el_GR"/>
         </w:rPr>
         <w:t>2 Peter 2:1</w:t>
       </w:r>
       <w:r>
         <w:rPr>
-          <w:lang w:val="en_US" w:bidi="en_US"/>
-        </w:rPr>
-      </w:r>
-    </w:p>
-    <w:p>
-      <w:pPr/>
-      <w:r>
-        <w:rPr>
-          <w:lang w:val="en_US" w:bidi="en_US"/>
+          <w:lang w:val="el_GR" w:bidi="el_GR"/>
+        </w:rPr>
+      </w:r>
+    </w:p>
+    <w:p>
+      <w:pPr/>
+      <w:r>
+        <w:rPr>
+          <w:lang w:val="el_GR" w:bidi="el_GR"/>
         </w:rPr>
       </w:r>
       <w:r>
         <w:rPr>
           <w:vertAlign w:val="superscript"/>
-          <w:lang w:val="en_US" w:bidi="en_US"/>
+          <w:lang w:val="el_GR" w:bidi="el_GR"/>
         </w:rPr>
         <w:t>1</w:t>
       </w:r>
       <w:r>
         <w:rPr>
-          <w:lang w:val="en_US" w:bidi="en_US"/>
+          <w:lang w:val="el_GR" w:bidi="el_GR"/>
         </w:rPr>
         <w:t xml:space="preserve"> Ἐγένοντο δὲ καὶ ψευδοπροφῆται ἐν τῷ λαῷ, ὡς καὶ ἐν ὑμῖν ἔσονται ψευδοδιδάσκαλοι, οἵτινες παρεισάξουσιν αἱρέσεις ἀπωλείας, καὶ τὸν ἀγοράσαντα αὐτοὺς δεσπότην ἀρνούμενοι, ἐπάγοντες ἑαυτοῖς ταχινὴν ἀπώλειαν·</w:t>
       </w:r>
@@ -678,19 +678,19 @@
       <w:pPr/>
       <w:r>
         <w:rPr>
-          <w:lang w:val="en_US" w:bidi="en_US"/>
+          <w:lang w:val="el_GR" w:bidi="el_GR"/>
         </w:rPr>
       </w:r>
       <w:r>
         <w:rPr>
           <w:vertAlign w:val="superscript"/>
-          <w:lang w:val="en_US" w:bidi="en_US"/>
+          <w:lang w:val="el_GR" w:bidi="el_GR"/>
         </w:rPr>
         <w:t>2</w:t>
       </w:r>
       <w:r>
         <w:rPr>
-          <w:lang w:val="en_US" w:bidi="en_US"/>
+          <w:lang w:val="el_GR" w:bidi="el_GR"/>
         </w:rPr>
         <w:t xml:space="preserve"> καὶ πολλοὶ ἐξακολουθήσουσιν αὐτῶν ταῖς ἀσελγείαις, διʼ οὓς ἡ ὁδὸς τῆς ἀληθείας βλασφημηθήσεται·</w:t>
       </w:r>
@@ -699,19 +699,19 @@
       <w:pPr/>
       <w:r>
         <w:rPr>
-          <w:lang w:val="en_US" w:bidi="en_US"/>
+          <w:lang w:val="el_GR" w:bidi="el_GR"/>
         </w:rPr>
       </w:r>
       <w:r>
         <w:rPr>
           <w:vertAlign w:val="superscript"/>
-          <w:lang w:val="en_US" w:bidi="en_US"/>
+          <w:lang w:val="el_GR" w:bidi="el_GR"/>
         </w:rPr>
         <w:t>3</w:t>
       </w:r>
       <w:r>
         <w:rPr>
-          <w:lang w:val="en_US" w:bidi="en_US"/>
+          <w:lang w:val="el_GR" w:bidi="el_GR"/>
         </w:rPr>
         <w:t xml:space="preserve"> καὶ ἐν πλεονεξίᾳ πλαστοῖς λόγοις ὑμᾶς ἐμπορεύσονται· οἷς τὸ κρίμα ἔκπαλαι οὐκ ἀργεῖ, καὶ ἡ ἀπώλεια αὐτῶν οὐ νυστάζει.</w:t>
       </w:r>
@@ -720,19 +720,19 @@
       <w:pPr/>
       <w:r>
         <w:rPr>
-          <w:lang w:val="en_US" w:bidi="en_US"/>
+          <w:lang w:val="el_GR" w:bidi="el_GR"/>
         </w:rPr>
       </w:r>
       <w:r>
         <w:rPr>
           <w:vertAlign w:val="superscript"/>
-          <w:lang w:val="en_US" w:bidi="en_US"/>
+          <w:lang w:val="el_GR" w:bidi="el_GR"/>
         </w:rPr>
         <w:t>4</w:t>
       </w:r>
       <w:r>
         <w:rPr>
-          <w:lang w:val="en_US" w:bidi="en_US"/>
+          <w:lang w:val="el_GR" w:bidi="el_GR"/>
         </w:rPr>
         <w:t xml:space="preserve"> Εἰ γὰρ ὁ θεὸς ἀγγέλων ἁμαρτησάντων οὐκ ἐφείσατο, ἀλλὰ σειραῖς ζόφου ταρταρώσας παρέδωκεν εἰς κρίσιν τηρουμένους,</w:t>
       </w:r>
@@ -741,19 +741,19 @@
       <w:pPr/>
       <w:r>
         <w:rPr>
-          <w:lang w:val="en_US" w:bidi="en_US"/>
+          <w:lang w:val="el_GR" w:bidi="el_GR"/>
         </w:rPr>
       </w:r>
       <w:r>
         <w:rPr>
           <w:vertAlign w:val="superscript"/>
-          <w:lang w:val="en_US" w:bidi="en_US"/>
+          <w:lang w:val="el_GR" w:bidi="el_GR"/>
         </w:rPr>
         <w:t>5</w:t>
       </w:r>
       <w:r>
         <w:rPr>
-          <w:lang w:val="en_US" w:bidi="en_US"/>
+          <w:lang w:val="el_GR" w:bidi="el_GR"/>
         </w:rPr>
         <w:t xml:space="preserve"> καὶ ἀρχαίου κόσμου οὐκ ἐφείσατο, ἀλλὰ ὄγδοον Νῶε δικαιοσύνης κήρυκα ἐφύλαξεν, κατακλυσμὸν κόσμῳ ἀσεβῶν ἐπάξας,</w:t>
       </w:r>
@@ -762,19 +762,19 @@
       <w:pPr/>
       <w:r>
         <w:rPr>
-          <w:lang w:val="en_US" w:bidi="en_US"/>
+          <w:lang w:val="el_GR" w:bidi="el_GR"/>
         </w:rPr>
       </w:r>
       <w:r>
         <w:rPr>
           <w:vertAlign w:val="superscript"/>
-          <w:lang w:val="en_US" w:bidi="en_US"/>
+          <w:lang w:val="el_GR" w:bidi="el_GR"/>
         </w:rPr>
         <w:t>6</w:t>
       </w:r>
       <w:r>
         <w:rPr>
-          <w:lang w:val="en_US" w:bidi="en_US"/>
+          <w:lang w:val="el_GR" w:bidi="el_GR"/>
         </w:rPr>
         <w:t xml:space="preserve"> καὶ πόλεις Σοδόμων καὶ Γομόρρας τεφρώσας καταστροφῇ κατέκρινεν, ὑπόδειγμα μελλόντων ἀσεβέσιν τεθεικώς,</w:t>
       </w:r>
@@ -783,19 +783,19 @@
       <w:pPr/>
       <w:r>
         <w:rPr>
-          <w:lang w:val="en_US" w:bidi="en_US"/>
+          <w:lang w:val="el_GR" w:bidi="el_GR"/>
         </w:rPr>
       </w:r>
       <w:r>
         <w:rPr>
           <w:vertAlign w:val="superscript"/>
-          <w:lang w:val="en_US" w:bidi="en_US"/>
+          <w:lang w:val="el_GR" w:bidi="el_GR"/>
         </w:rPr>
         <w:t>7</w:t>
       </w:r>
       <w:r>
         <w:rPr>
-          <w:lang w:val="en_US" w:bidi="en_US"/>
+          <w:lang w:val="el_GR" w:bidi="el_GR"/>
         </w:rPr>
         <w:t xml:space="preserve"> καὶ δίκαιον Λὼτ καταπονούμενον ὑπὸ τῆς τῶν ἀθέσμων ἐν ἀσελγείᾳ ἀναστροφῆς ἐρρύσατο—</w:t>
       </w:r>
@@ -804,19 +804,19 @@
       <w:pPr/>
       <w:r>
         <w:rPr>
-          <w:lang w:val="en_US" w:bidi="en_US"/>
+          <w:lang w:val="el_GR" w:bidi="el_GR"/>
         </w:rPr>
       </w:r>
       <w:r>
         <w:rPr>
           <w:vertAlign w:val="superscript"/>
-          <w:lang w:val="en_US" w:bidi="en_US"/>
+          <w:lang w:val="el_GR" w:bidi="el_GR"/>
         </w:rPr>
         <w:t>8</w:t>
       </w:r>
       <w:r>
         <w:rPr>
-          <w:lang w:val="en_US" w:bidi="en_US"/>
+          <w:lang w:val="el_GR" w:bidi="el_GR"/>
         </w:rPr>
         <w:t xml:space="preserve"> βλέμματι γὰρ καὶ ἀκοῇ ὁ δίκαιος ἐγκατοικῶν ἐν αὐτοῖς ἡμέραν ἐξ ἡμέρας ψυχὴν δικαίαν ἀνόμοις ἔργοις ἐβασάνιζεν—</w:t>
       </w:r>
@@ -825,19 +825,19 @@
       <w:pPr/>
       <w:r>
         <w:rPr>
-          <w:lang w:val="en_US" w:bidi="en_US"/>
+          <w:lang w:val="el_GR" w:bidi="el_GR"/>
         </w:rPr>
       </w:r>
       <w:r>
         <w:rPr>
           <w:vertAlign w:val="superscript"/>
-          <w:lang w:val="en_US" w:bidi="en_US"/>
+          <w:lang w:val="el_GR" w:bidi="el_GR"/>
         </w:rPr>
         <w:t>9</w:t>
       </w:r>
       <w:r>
         <w:rPr>
-          <w:lang w:val="en_US" w:bidi="en_US"/>
+          <w:lang w:val="el_GR" w:bidi="el_GR"/>
         </w:rPr>
         <w:t xml:space="preserve"> οἶδεν κύριος εὐσεβεῖς ἐκ πειρασμοῦ ῥύεσθαι, ἀδίκους δὲ εἰς ἡμέραν κρίσεως κολαζομένους τηρεῖν,</w:t>
       </w:r>
@@ -846,19 +846,19 @@
       <w:pPr/>
       <w:r>
         <w:rPr>
-          <w:lang w:val="en_US" w:bidi="en_US"/>
+          <w:lang w:val="el_GR" w:bidi="el_GR"/>
         </w:rPr>
       </w:r>
       <w:r>
         <w:rPr>
           <w:vertAlign w:val="superscript"/>
-          <w:lang w:val="en_US" w:bidi="en_US"/>
+          <w:lang w:val="el_GR" w:bidi="el_GR"/>
         </w:rPr>
         <w:t>10</w:t>
       </w:r>
       <w:r>
         <w:rPr>
-          <w:lang w:val="en_US" w:bidi="en_US"/>
+          <w:lang w:val="el_GR" w:bidi="el_GR"/>
         </w:rPr>
         <w:t xml:space="preserve"> μάλιστα δὲ τοὺς ὀπίσω σαρκὸς ἐν ἐπιθυμίᾳ μιασμοῦ πορευομένους καὶ κυριότητος καταφρονοῦντας. Τολμηταί, αὐθάδεις, δόξας οὐ τρέμουσιν, βλασφημοῦντες,</w:t>
       </w:r>
@@ -867,19 +867,19 @@
       <w:pPr/>
       <w:r>
         <w:rPr>
-          <w:lang w:val="en_US" w:bidi="en_US"/>
+          <w:lang w:val="el_GR" w:bidi="el_GR"/>
         </w:rPr>
       </w:r>
       <w:r>
         <w:rPr>
           <w:vertAlign w:val="superscript"/>
-          <w:lang w:val="en_US" w:bidi="en_US"/>
+          <w:lang w:val="el_GR" w:bidi="el_GR"/>
         </w:rPr>
         <w:t>11</w:t>
       </w:r>
       <w:r>
         <w:rPr>
-          <w:lang w:val="en_US" w:bidi="en_US"/>
+          <w:lang w:val="el_GR" w:bidi="el_GR"/>
         </w:rPr>
         <w:t xml:space="preserve"> ὅπου ἄγγελοι ἰσχύϊ καὶ δυνάμει μείζονες ὄντες οὐ φέρουσιν κατʼ αὐτῶν βλάσφημον κρίσιν.</w:t>
       </w:r>
@@ -888,19 +888,19 @@
       <w:pPr/>
       <w:r>
         <w:rPr>
-          <w:lang w:val="en_US" w:bidi="en_US"/>
+          <w:lang w:val="el_GR" w:bidi="el_GR"/>
         </w:rPr>
       </w:r>
       <w:r>
         <w:rPr>
           <w:vertAlign w:val="superscript"/>
-          <w:lang w:val="en_US" w:bidi="en_US"/>
+          <w:lang w:val="el_GR" w:bidi="el_GR"/>
         </w:rPr>
         <w:t>12</w:t>
       </w:r>
       <w:r>
         <w:rPr>
-          <w:lang w:val="en_US" w:bidi="en_US"/>
+          <w:lang w:val="el_GR" w:bidi="el_GR"/>
         </w:rPr>
         <w:t xml:space="preserve"> οὗτοι δέ, ὡς ἄλογα ζῷα γεγεννημένα φυσικὰ εἰς ἅλωσιν καὶ φθοράν, ἐν οἷς ἀγνοοῦσιν βλασφημοῦντες, ἐν τῇ φθορᾷ αὐτῶν καὶ φθαρήσονται,</w:t>
       </w:r>
@@ -909,19 +909,19 @@
       <w:pPr/>
       <w:r>
         <w:rPr>
-          <w:lang w:val="en_US" w:bidi="en_US"/>
+          <w:lang w:val="el_GR" w:bidi="el_GR"/>
         </w:rPr>
       </w:r>
       <w:r>
         <w:rPr>
           <w:vertAlign w:val="superscript"/>
-          <w:lang w:val="en_US" w:bidi="en_US"/>
+          <w:lang w:val="el_GR" w:bidi="el_GR"/>
         </w:rPr>
         <w:t>13</w:t>
       </w:r>
       <w:r>
         <w:rPr>
-          <w:lang w:val="en_US" w:bidi="en_US"/>
+          <w:lang w:val="el_GR" w:bidi="el_GR"/>
         </w:rPr>
         <w:t xml:space="preserve"> ἀδικούμενοι μισθὸν ἀδικίας· ἡδονὴν ἡγούμενοι τὴν ἐν ἡμέρᾳ τρυφήν, σπίλοι καὶ μῶμοι ἐντρυφῶντες ἐν ταῖς ἀπάταις αὐτῶν συνευωχούμενοι ὑμῖν,</w:t>
       </w:r>
@@ -930,19 +930,19 @@
       <w:pPr/>
       <w:r>
         <w:rPr>
-          <w:lang w:val="en_US" w:bidi="en_US"/>
+          <w:lang w:val="el_GR" w:bidi="el_GR"/>
         </w:rPr>
       </w:r>
       <w:r>
         <w:rPr>
           <w:vertAlign w:val="superscript"/>
-          <w:lang w:val="en_US" w:bidi="en_US"/>
+          <w:lang w:val="el_GR" w:bidi="el_GR"/>
         </w:rPr>
         <w:t>14</w:t>
       </w:r>
       <w:r>
         <w:rPr>
-          <w:lang w:val="en_US" w:bidi="en_US"/>
+          <w:lang w:val="el_GR" w:bidi="el_GR"/>
         </w:rPr>
         <w:t xml:space="preserve"> ὀφθαλμοὺς ἔχοντες μεστοὺς μοιχαλίδος καὶ ἀκαταπαύστους ἁμαρτίας, δελεάζοντες ψυχὰς ἀστηρίκτους, καρδίαν γεγυμνασμένην πλεονεξίας ἔχοντες, κατάρας τέκνα,</w:t>
       </w:r>
@@ -951,19 +951,19 @@
       <w:pPr/>
       <w:r>
         <w:rPr>
-          <w:lang w:val="en_US" w:bidi="en_US"/>
+          <w:lang w:val="el_GR" w:bidi="el_GR"/>
         </w:rPr>
       </w:r>
       <w:r>
         <w:rPr>
           <w:vertAlign w:val="superscript"/>
-          <w:lang w:val="en_US" w:bidi="en_US"/>
+          <w:lang w:val="el_GR" w:bidi="el_GR"/>
         </w:rPr>
         <w:t>15</w:t>
       </w:r>
       <w:r>
         <w:rPr>
-          <w:lang w:val="en_US" w:bidi="en_US"/>
+          <w:lang w:val="el_GR" w:bidi="el_GR"/>
         </w:rPr>
         <w:t xml:space="preserve"> καταλιπόντες εὐθεῖαν ὁδὸν ἐπλανήθησαν, ἐξακολουθήσαντες τῇ ὁδῷ τοῦ Βαλαὰμ τοῦ Βοσὸρ ὃς μισθὸν ἀδικίας ἠγάπησεν</w:t>
       </w:r>
@@ -972,19 +972,19 @@
       <w:pPr/>
       <w:r>
         <w:rPr>
-          <w:lang w:val="en_US" w:bidi="en_US"/>
+          <w:lang w:val="el_GR" w:bidi="el_GR"/>
         </w:rPr>
       </w:r>
       <w:r>
         <w:rPr>
           <w:vertAlign w:val="superscript"/>
-          <w:lang w:val="en_US" w:bidi="en_US"/>
+          <w:lang w:val="el_GR" w:bidi="el_GR"/>
         </w:rPr>
         <w:t>16</w:t>
       </w:r>
       <w:r>
         <w:rPr>
-          <w:lang w:val="en_US" w:bidi="en_US"/>
+          <w:lang w:val="el_GR" w:bidi="el_GR"/>
         </w:rPr>
         <w:t xml:space="preserve"> ἔλεγξιν δὲ ἔσχεν ἰδίας παρανομίας· ὑποζύγιον ἄφωνον ἐν ἀνθρώπου φωνῇ φθεγξάμενον ἐκώλυσεν τὴν τοῦ προφήτου παραφρονίαν.</w:t>
       </w:r>
@@ -993,19 +993,19 @@
       <w:pPr/>
       <w:r>
         <w:rPr>
-          <w:lang w:val="en_US" w:bidi="en_US"/>
+          <w:lang w:val="el_GR" w:bidi="el_GR"/>
         </w:rPr>
       </w:r>
       <w:r>
         <w:rPr>
           <w:vertAlign w:val="superscript"/>
-          <w:lang w:val="en_US" w:bidi="en_US"/>
+          <w:lang w:val="el_GR" w:bidi="el_GR"/>
         </w:rPr>
         <w:t>17</w:t>
       </w:r>
       <w:r>
         <w:rPr>
-          <w:lang w:val="en_US" w:bidi="en_US"/>
+          <w:lang w:val="el_GR" w:bidi="el_GR"/>
         </w:rPr>
         <w:t xml:space="preserve"> Οὗτοί εἰσιν πηγαὶ ἄνυδροι καὶ ὁμίχλαι ὑπὸ λαίλαπος ἐλαυνόμεναι, οἷς ὁ ζόφος τοῦ σκότους τετήρηται.</w:t>
       </w:r>
@@ -1014,19 +1014,19 @@
       <w:pPr/>
       <w:r>
         <w:rPr>
-          <w:lang w:val="en_US" w:bidi="en_US"/>
+          <w:lang w:val="el_GR" w:bidi="el_GR"/>
         </w:rPr>
       </w:r>
       <w:r>
         <w:rPr>
           <w:vertAlign w:val="superscript"/>
-          <w:lang w:val="en_US" w:bidi="en_US"/>
+          <w:lang w:val="el_GR" w:bidi="el_GR"/>
         </w:rPr>
         <w:t>18</w:t>
       </w:r>
       <w:r>
         <w:rPr>
-          <w:lang w:val="en_US" w:bidi="en_US"/>
+          <w:lang w:val="el_GR" w:bidi="el_GR"/>
         </w:rPr>
         <w:t xml:space="preserve"> ὑπέρογκα γὰρ ματαιότητος φθεγγόμενοι δελεάζουσιν ἐν ἐπιθυμίαις σαρκὸς ἀσελγείαις τοὺς ὀλίγως ἀποφεύγοντας τοὺς ἐν πλάνῃ ἀναστρεφομένους,</w:t>
       </w:r>
@@ -1035,19 +1035,19 @@
       <w:pPr/>
       <w:r>
         <w:rPr>
-          <w:lang w:val="en_US" w:bidi="en_US"/>
+          <w:lang w:val="el_GR" w:bidi="el_GR"/>
         </w:rPr>
       </w:r>
       <w:r>
         <w:rPr>
           <w:vertAlign w:val="superscript"/>
-          <w:lang w:val="en_US" w:bidi="en_US"/>
+          <w:lang w:val="el_GR" w:bidi="el_GR"/>
         </w:rPr>
         <w:t>19</w:t>
       </w:r>
       <w:r>
         <w:rPr>
-          <w:lang w:val="en_US" w:bidi="en_US"/>
+          <w:lang w:val="el_GR" w:bidi="el_GR"/>
         </w:rPr>
         <w:t xml:space="preserve"> ἐλευθερίαν αὐτοῖς ἐπαγγελλόμενοι, αὐτοὶ δοῦλοι ὑπάρχοντες τῆς φθορᾶς· ᾧ γάρ τις ἥττηται, τούτῳ καὶ δεδούλωται.</w:t>
       </w:r>
@@ -1056,19 +1056,19 @@
       <w:pPr/>
       <w:r>
         <w:rPr>
-          <w:lang w:val="en_US" w:bidi="en_US"/>
+          <w:lang w:val="el_GR" w:bidi="el_GR"/>
         </w:rPr>
       </w:r>
       <w:r>
         <w:rPr>
           <w:vertAlign w:val="superscript"/>
-          <w:lang w:val="en_US" w:bidi="en_US"/>
+          <w:lang w:val="el_GR" w:bidi="el_GR"/>
         </w:rPr>
         <w:t>20</w:t>
       </w:r>
       <w:r>
         <w:rPr>
-          <w:lang w:val="en_US" w:bidi="en_US"/>
+          <w:lang w:val="el_GR" w:bidi="el_GR"/>
         </w:rPr>
         <w:t xml:space="preserve"> εἰ γὰρ ἀποφυγόντες τὰ μιάσματα τοῦ κόσμου ἐν ἐπιγνώσει τοῦ κυρίου καὶ σωτῆρος Ἰησοῦ Χριστοῦ τούτοις δὲ πάλιν ἐμπλακέντες ἡττῶνται, γέγονεν αὐτοῖς τὰ ἔσχατα χείρονα τῶν πρώτων.</w:t>
       </w:r>
@@ -1077,19 +1077,19 @@
       <w:pPr/>
       <w:r>
         <w:rPr>
-          <w:lang w:val="en_US" w:bidi="en_US"/>
+          <w:lang w:val="el_GR" w:bidi="el_GR"/>
         </w:rPr>
       </w:r>
       <w:r>
         <w:rPr>
           <w:vertAlign w:val="superscript"/>
-          <w:lang w:val="en_US" w:bidi="en_US"/>
+          <w:lang w:val="el_GR" w:bidi="el_GR"/>
         </w:rPr>
         <w:t>21</w:t>
       </w:r>
       <w:r>
         <w:rPr>
-          <w:lang w:val="en_US" w:bidi="en_US"/>
+          <w:lang w:val="el_GR" w:bidi="el_GR"/>
         </w:rPr>
         <w:t xml:space="preserve"> κρεῖττον γὰρ ἦν αὐτοῖς μὴ ἐπεγνωκέναι τὴν ὁδὸν τῆς δικαιοσύνης ἢ ἐπιγνοῦσιν ὑποστρέψαι ἐκ τῆς παραδοθείσης αὐτοῖς ἁγίας ἐντολῆς·</w:t>
       </w:r>
@@ -1098,19 +1098,19 @@
       <w:pPr/>
       <w:r>
         <w:rPr>
-          <w:lang w:val="en_US" w:bidi="en_US"/>
+          <w:lang w:val="el_GR" w:bidi="el_GR"/>
         </w:rPr>
       </w:r>
       <w:r>
         <w:rPr>
           <w:vertAlign w:val="superscript"/>
-          <w:lang w:val="en_US" w:bidi="en_US"/>
+          <w:lang w:val="el_GR" w:bidi="el_GR"/>
         </w:rPr>
         <w:t>22</w:t>
       </w:r>
       <w:r>
         <w:rPr>
-          <w:lang w:val="en_US" w:bidi="en_US"/>
+          <w:lang w:val="el_GR" w:bidi="el_GR"/>
         </w:rPr>
         <w:t xml:space="preserve"> συμβέβηκεν αὐτοῖς τὸ τῆς ἀληθοῦς παροιμίας· Κύων ἐπιστρέψας ἐπὶ τὸ ἴδιον ἐξέραμα, καί· Ὗς λουσαμένη εἰς κυλισμὸν βορβόρου.</w:t>
       </w:r>
@@ -1121,33 +1121,33 @@
       </w:pPr>
       <w:r>
         <w:rPr>
-          <w:lang w:val="en_US" w:bidi="en_US"/>
+          <w:lang w:val="el_GR" w:bidi="el_GR"/>
         </w:rPr>
         <w:t>2 Peter 3:1</w:t>
       </w:r>
       <w:r>
         <w:rPr>
-          <w:lang w:val="en_US" w:bidi="en_US"/>
-        </w:rPr>
-      </w:r>
-    </w:p>
-    <w:p>
-      <w:pPr/>
-      <w:r>
-        <w:rPr>
-          <w:lang w:val="en_US" w:bidi="en_US"/>
+          <w:lang w:val="el_GR" w:bidi="el_GR"/>
+        </w:rPr>
+      </w:r>
+    </w:p>
+    <w:p>
+      <w:pPr/>
+      <w:r>
+        <w:rPr>
+          <w:lang w:val="el_GR" w:bidi="el_GR"/>
         </w:rPr>
       </w:r>
       <w:r>
         <w:rPr>
           <w:vertAlign w:val="superscript"/>
-          <w:lang w:val="en_US" w:bidi="en_US"/>
+          <w:lang w:val="el_GR" w:bidi="el_GR"/>
         </w:rPr>
         <w:t>1</w:t>
       </w:r>
       <w:r>
         <w:rPr>
-          <w:lang w:val="en_US" w:bidi="en_US"/>
+          <w:lang w:val="el_GR" w:bidi="el_GR"/>
         </w:rPr>
         <w:t xml:space="preserve"> Ταύτην ἤδη, ἀγαπητοί, δευτέραν ὑμῖν γράφω ἐπιστολήν, ἐν αἷς διεγείρω ὑμῶν ἐν ὑπομνήσει τὴν εἰλικρινῆ διάνοιαν,</w:t>
       </w:r>
@@ -1156,19 +1156,19 @@
       <w:pPr/>
       <w:r>
         <w:rPr>
-          <w:lang w:val="en_US" w:bidi="en_US"/>
+          <w:lang w:val="el_GR" w:bidi="el_GR"/>
         </w:rPr>
       </w:r>
       <w:r>
         <w:rPr>
           <w:vertAlign w:val="superscript"/>
-          <w:lang w:val="en_US" w:bidi="en_US"/>
+          <w:lang w:val="el_GR" w:bidi="el_GR"/>
         </w:rPr>
         <w:t>2</w:t>
       </w:r>
       <w:r>
         <w:rPr>
-          <w:lang w:val="en_US" w:bidi="en_US"/>
+          <w:lang w:val="el_GR" w:bidi="el_GR"/>
         </w:rPr>
         <w:t xml:space="preserve"> μνησθῆναι τῶν προειρημένων ῥημάτων ὑπὸ τῶν ἁγίων προφητῶν καὶ τῆς τῶν ἀποστόλων ὑμῶν ἐντολῆς τοῦ κυρίου καὶ σωτῆρος,</w:t>
       </w:r>
@@ -1177,19 +1177,19 @@
       <w:pPr/>
       <w:r>
         <w:rPr>
-          <w:lang w:val="en_US" w:bidi="en_US"/>
+          <w:lang w:val="el_GR" w:bidi="el_GR"/>
         </w:rPr>
       </w:r>
       <w:r>
         <w:rPr>
           <w:vertAlign w:val="superscript"/>
-          <w:lang w:val="en_US" w:bidi="en_US"/>
+          <w:lang w:val="el_GR" w:bidi="el_GR"/>
         </w:rPr>
         <w:t>3</w:t>
       </w:r>
       <w:r>
         <w:rPr>
-          <w:lang w:val="en_US" w:bidi="en_US"/>
+          <w:lang w:val="el_GR" w:bidi="el_GR"/>
         </w:rPr>
         <w:t xml:space="preserve"> τοῦτο πρῶτον γινώσκοντες ὅτι ἐλεύσονται ἐπʼ ἐσχάτων τῶν ἡμερῶν ἐν ἐμπαιγμονῇ ἐμπαῖκται κατὰ τὰς ἰδίας ἐπιθυμίας αὐτῶν πορευόμενοι</w:t>
       </w:r>
@@ -1198,19 +1198,19 @@
       <w:pPr/>
       <w:r>
         <w:rPr>
-          <w:lang w:val="en_US" w:bidi="en_US"/>
+          <w:lang w:val="el_GR" w:bidi="el_GR"/>
         </w:rPr>
       </w:r>
       <w:r>
         <w:rPr>
           <w:vertAlign w:val="superscript"/>
-          <w:lang w:val="en_US" w:bidi="en_US"/>
+          <w:lang w:val="el_GR" w:bidi="el_GR"/>
         </w:rPr>
         <w:t>4</w:t>
       </w:r>
       <w:r>
         <w:rPr>
-          <w:lang w:val="en_US" w:bidi="en_US"/>
+          <w:lang w:val="el_GR" w:bidi="el_GR"/>
         </w:rPr>
         <w:t xml:space="preserve"> καὶ λέγοντες· Ποῦ ἐστιν ἡ ἐπαγγελία τῆς παρουσίας αὐτοῦ; ἀφʼ ἧς γὰρ οἱ πατέρες ἐκοιμήθησαν, πάντα οὕτως διαμένει ἀπʼ ἀρχῆς κτίσεως.</w:t>
       </w:r>
@@ -1219,19 +1219,19 @@
       <w:pPr/>
       <w:r>
         <w:rPr>
-          <w:lang w:val="en_US" w:bidi="en_US"/>
+          <w:lang w:val="el_GR" w:bidi="el_GR"/>
         </w:rPr>
       </w:r>
       <w:r>
         <w:rPr>
           <w:vertAlign w:val="superscript"/>
-          <w:lang w:val="en_US" w:bidi="en_US"/>
+          <w:lang w:val="el_GR" w:bidi="el_GR"/>
         </w:rPr>
         <w:t>5</w:t>
       </w:r>
       <w:r>
         <w:rPr>
-          <w:lang w:val="en_US" w:bidi="en_US"/>
+          <w:lang w:val="el_GR" w:bidi="el_GR"/>
         </w:rPr>
         <w:t xml:space="preserve"> λανθάνει γὰρ αὐτοὺς τοῦτο θέλοντας ὅτι οὐρανοὶ ἦσαν ἔκπαλαι καὶ γῆ ἐξ ὕδατος καὶ διʼ ὕδατος συνεστῶσα τῷ τοῦ θεοῦ λόγῳ,</w:t>
       </w:r>
@@ -1240,19 +1240,19 @@
       <w:pPr/>
       <w:r>
         <w:rPr>
-          <w:lang w:val="en_US" w:bidi="en_US"/>
+          <w:lang w:val="el_GR" w:bidi="el_GR"/>
         </w:rPr>
       </w:r>
       <w:r>
         <w:rPr>
           <w:vertAlign w:val="superscript"/>
-          <w:lang w:val="en_US" w:bidi="en_US"/>
+          <w:lang w:val="el_GR" w:bidi="el_GR"/>
         </w:rPr>
         <w:t>6</w:t>
       </w:r>
       <w:r>
         <w:rPr>
-          <w:lang w:val="en_US" w:bidi="en_US"/>
+          <w:lang w:val="el_GR" w:bidi="el_GR"/>
         </w:rPr>
         <w:t xml:space="preserve"> διʼ ὧν ὁ τότε κόσμος ὕδατι κατακλυσθεὶς ἀπώλετο·</w:t>
       </w:r>
@@ -1261,19 +1261,19 @@
       <w:pPr/>
       <w:r>
         <w:rPr>
-          <w:lang w:val="en_US" w:bidi="en_US"/>
+          <w:lang w:val="el_GR" w:bidi="el_GR"/>
         </w:rPr>
       </w:r>
       <w:r>
         <w:rPr>
           <w:vertAlign w:val="superscript"/>
-          <w:lang w:val="en_US" w:bidi="en_US"/>
+          <w:lang w:val="el_GR" w:bidi="el_GR"/>
         </w:rPr>
         <w:t>7</w:t>
       </w:r>
       <w:r>
         <w:rPr>
-          <w:lang w:val="en_US" w:bidi="en_US"/>
+          <w:lang w:val="el_GR" w:bidi="el_GR"/>
         </w:rPr>
         <w:t xml:space="preserve"> οἱ δὲ νῦν οὐρανοὶ καὶ ἡ γῆ τῷ αὐτῷ λόγῳ τεθησαυρισμένοι εἰσὶν πυρὶ τηρούμενοι εἰς ἡμέραν κρίσεως καὶ ἀπωλείας τῶν ἀσεβῶν ἀνθρώπων.</w:t>
       </w:r>
@@ -1282,19 +1282,19 @@
       <w:pPr/>
       <w:r>
         <w:rPr>
-          <w:lang w:val="en_US" w:bidi="en_US"/>
+          <w:lang w:val="el_GR" w:bidi="el_GR"/>
         </w:rPr>
       </w:r>
       <w:r>
         <w:rPr>
           <w:vertAlign w:val="superscript"/>
-          <w:lang w:val="en_US" w:bidi="en_US"/>
+          <w:lang w:val="el_GR" w:bidi="el_GR"/>
         </w:rPr>
         <w:t>8</w:t>
       </w:r>
       <w:r>
         <w:rPr>
-          <w:lang w:val="en_US" w:bidi="en_US"/>
+          <w:lang w:val="el_GR" w:bidi="el_GR"/>
         </w:rPr>
         <w:t xml:space="preserve"> Ἓν δὲ τοῦτο μὴ λανθανέτω ὑμᾶς, ἀγαπητοί, ὅτι μία ἡμέρα παρὰ κυρίῳ ὡς χίλια ἔτη καὶ χίλια ἔτη ὡς ἡμέρα μία.</w:t>
       </w:r>
@@ -1303,19 +1303,19 @@
       <w:pPr/>
       <w:r>
         <w:rPr>
-          <w:lang w:val="en_US" w:bidi="en_US"/>
+          <w:lang w:val="el_GR" w:bidi="el_GR"/>
         </w:rPr>
       </w:r>
       <w:r>
         <w:rPr>
           <w:vertAlign w:val="superscript"/>
-          <w:lang w:val="en_US" w:bidi="en_US"/>
+          <w:lang w:val="el_GR" w:bidi="el_GR"/>
         </w:rPr>
         <w:t>9</w:t>
       </w:r>
       <w:r>
         <w:rPr>
-          <w:lang w:val="en_US" w:bidi="en_US"/>
+          <w:lang w:val="el_GR" w:bidi="el_GR"/>
         </w:rPr>
         <w:t xml:space="preserve"> οὐ βραδύνει κύριος τῆς ἐπαγγελίας, ὥς τινες βραδύτητα ἡγοῦνται, ἀλλὰ μακροθυμεῖ εἰς ὑμᾶς, μὴ βουλόμενός τινας ἀπολέσθαι ἀλλὰ πάντας εἰς μετάνοιαν χωρῆσαι.</w:t>
       </w:r>
@@ -1324,19 +1324,19 @@
       <w:pPr/>
       <w:r>
         <w:rPr>
-          <w:lang w:val="en_US" w:bidi="en_US"/>
+          <w:lang w:val="el_GR" w:bidi="el_GR"/>
         </w:rPr>
       </w:r>
       <w:r>
         <w:rPr>
           <w:vertAlign w:val="superscript"/>
-          <w:lang w:val="en_US" w:bidi="en_US"/>
+          <w:lang w:val="el_GR" w:bidi="el_GR"/>
         </w:rPr>
         <w:t>10</w:t>
       </w:r>
       <w:r>
         <w:rPr>
-          <w:lang w:val="en_US" w:bidi="en_US"/>
+          <w:lang w:val="el_GR" w:bidi="el_GR"/>
         </w:rPr>
         <w:t xml:space="preserve"> ἥξει δὲ ἡμέρα κυρίου ὡς κλέπτης, ἐν ᾗ οἱ οὐρανοὶ ῥοιζηδὸν παρελεύσονται, στοιχεῖα δὲ καυσούμενα λυθήσεται, καὶ γῆ καὶ τὰ ἐν αὐτῇ ἔργα εὑρεθήσεται.</w:t>
       </w:r>
@@ -1345,19 +1345,19 @@
       <w:pPr/>
       <w:r>
         <w:rPr>
-          <w:lang w:val="en_US" w:bidi="en_US"/>
+          <w:lang w:val="el_GR" w:bidi="el_GR"/>
         </w:rPr>
       </w:r>
       <w:r>
         <w:rPr>
           <w:vertAlign w:val="superscript"/>
-          <w:lang w:val="en_US" w:bidi="en_US"/>
+          <w:lang w:val="el_GR" w:bidi="el_GR"/>
         </w:rPr>
         <w:t>11</w:t>
       </w:r>
       <w:r>
         <w:rPr>
-          <w:lang w:val="en_US" w:bidi="en_US"/>
+          <w:lang w:val="el_GR" w:bidi="el_GR"/>
         </w:rPr>
         <w:t xml:space="preserve"> Τούτων οὕτως πάντων λυομένων ποταποὺς δεῖ ὑπάρχειν ὑμᾶς ἐν ἁγίαις ἀναστροφαῖς καὶ εὐσεβείαις,</w:t>
       </w:r>
@@ -1366,19 +1366,19 @@
       <w:pPr/>
       <w:r>
         <w:rPr>
-          <w:lang w:val="en_US" w:bidi="en_US"/>
+          <w:lang w:val="el_GR" w:bidi="el_GR"/>
         </w:rPr>
       </w:r>
       <w:r>
         <w:rPr>
           <w:vertAlign w:val="superscript"/>
-          <w:lang w:val="en_US" w:bidi="en_US"/>
+          <w:lang w:val="el_GR" w:bidi="el_GR"/>
         </w:rPr>
         <w:t>12</w:t>
       </w:r>
       <w:r>
         <w:rPr>
-          <w:lang w:val="en_US" w:bidi="en_US"/>
+          <w:lang w:val="el_GR" w:bidi="el_GR"/>
         </w:rPr>
         <w:t xml:space="preserve"> προσδοκῶντας καὶ σπεύδοντας τὴν παρουσίαν τῆς τοῦ θεοῦ ἡμέρας, διʼ ἣν οὐρανοὶ πυρούμενοι λυθήσονται καὶ στοιχεῖα καυσούμενα τήκεται·</w:t>
       </w:r>
@@ -1387,19 +1387,19 @@
       <w:pPr/>
       <w:r>
         <w:rPr>
-          <w:lang w:val="en_US" w:bidi="en_US"/>
+          <w:lang w:val="el_GR" w:bidi="el_GR"/>
         </w:rPr>
       </w:r>
       <w:r>
         <w:rPr>
           <w:vertAlign w:val="superscript"/>
-          <w:lang w:val="en_US" w:bidi="en_US"/>
+          <w:lang w:val="el_GR" w:bidi="el_GR"/>
         </w:rPr>
         <w:t>13</w:t>
       </w:r>
       <w:r>
         <w:rPr>
-          <w:lang w:val="en_US" w:bidi="en_US"/>
+          <w:lang w:val="el_GR" w:bidi="el_GR"/>
         </w:rPr>
         <w:t xml:space="preserve"> καινοὺς δὲ οὐρανοὺς καὶ γῆν καινὴν κατὰ τὸ ἐπάγγελμα αὐτοῦ προσδοκῶμεν, ἐν οἷς δικαιοσύνη κατοικεῖ.</w:t>
       </w:r>
@@ -1408,19 +1408,19 @@
       <w:pPr/>
       <w:r>
         <w:rPr>
-          <w:lang w:val="en_US" w:bidi="en_US"/>
+          <w:lang w:val="el_GR" w:bidi="el_GR"/>
         </w:rPr>
       </w:r>
       <w:r>
         <w:rPr>
           <w:vertAlign w:val="superscript"/>
-          <w:lang w:val="en_US" w:bidi="en_US"/>
+          <w:lang w:val="el_GR" w:bidi="el_GR"/>
         </w:rPr>
         <w:t>14</w:t>
       </w:r>
       <w:r>
         <w:rPr>
-          <w:lang w:val="en_US" w:bidi="en_US"/>
+          <w:lang w:val="el_GR" w:bidi="el_GR"/>
         </w:rPr>
         <w:t xml:space="preserve"> Διό, ἀγαπητοί, ταῦτα προσδοκῶντες σπουδάσατε ἄσπιλοι καὶ ἀμώμητοι αὐτῷ εὑρεθῆναι ἐν εἰρήνῃ,</w:t>
       </w:r>
@@ -1429,19 +1429,19 @@
       <w:pPr/>
       <w:r>
         <w:rPr>
-          <w:lang w:val="en_US" w:bidi="en_US"/>
+          <w:lang w:val="el_GR" w:bidi="el_GR"/>
         </w:rPr>
       </w:r>
       <w:r>
         <w:rPr>
           <w:vertAlign w:val="superscript"/>
-          <w:lang w:val="en_US" w:bidi="en_US"/>
+          <w:lang w:val="el_GR" w:bidi="el_GR"/>
         </w:rPr>
         <w:t>15</w:t>
       </w:r>
       <w:r>
         <w:rPr>
-          <w:lang w:val="en_US" w:bidi="en_US"/>
+          <w:lang w:val="el_GR" w:bidi="el_GR"/>
         </w:rPr>
         <w:t xml:space="preserve"> καὶ τὴν τοῦ κυρίου ἡμῶν μακροθυμίαν σωτηρίαν ἡγεῖσθε, καθὼς καὶ ὁ ἀγαπητὸς ἡμῶν ἀδελφὸς Παῦλος κατὰ τὴν δοθεῖσαν αὐτῷ σοφίαν ἔγραψεν ὑμῖν,</w:t>
       </w:r>
@@ -1450,19 +1450,19 @@
       <w:pPr/>
       <w:r>
         <w:rPr>
-          <w:lang w:val="en_US" w:bidi="en_US"/>
+          <w:lang w:val="el_GR" w:bidi="el_GR"/>
         </w:rPr>
       </w:r>
       <w:r>
         <w:rPr>
           <w:vertAlign w:val="superscript"/>
-          <w:lang w:val="en_US" w:bidi="en_US"/>
+          <w:lang w:val="el_GR" w:bidi="el_GR"/>
         </w:rPr>
         <w:t>16</w:t>
       </w:r>
       <w:r>
         <w:rPr>
-          <w:lang w:val="en_US" w:bidi="en_US"/>
+          <w:lang w:val="el_GR" w:bidi="el_GR"/>
         </w:rPr>
         <w:t xml:space="preserve"> ὡς καὶ ἐν πάσαις ταῖς ἐπιστολαῖς λαλῶν ἐν αὐταῖς περὶ τούτων, ἐν αἷς ἐστιν δυσνόητά τινα, ἃ οἱ ἀμαθεῖς καὶ ἀστήρικτοι στρεβλοῦσιν ὡς καὶ τὰς λοιπὰς γραφὰς πρὸς τὴν ἰδίαν αὐτῶν ἀπώλειαν.</w:t>
       </w:r>
@@ -1471,19 +1471,19 @@
       <w:pPr/>
       <w:r>
         <w:rPr>
-          <w:lang w:val="en_US" w:bidi="en_US"/>
+          <w:lang w:val="el_GR" w:bidi="el_GR"/>
         </w:rPr>
       </w:r>
       <w:r>
         <w:rPr>
           <w:vertAlign w:val="superscript"/>
-          <w:lang w:val="en_US" w:bidi="en_US"/>
+          <w:lang w:val="el_GR" w:bidi="el_GR"/>
         </w:rPr>
         <w:t>17</w:t>
       </w:r>
       <w:r>
         <w:rPr>
-          <w:lang w:val="en_US" w:bidi="en_US"/>
+          <w:lang w:val="el_GR" w:bidi="el_GR"/>
         </w:rPr>
         <w:t xml:space="preserve"> ὑμεῖς οὖν, ἀγαπητοί, προγινώσκοντες φυλάσσεσθε ἵνα μὴ τῇ τῶν ἀθέσμων πλάνῃ συναπαχθέντες ἐκπέσητε τοῦ ἰδίου στηριγμοῦ,</w:t>
       </w:r>
@@ -1492,19 +1492,19 @@
       <w:pPr/>
       <w:r>
         <w:rPr>
-          <w:lang w:val="en_US" w:bidi="en_US"/>
+          <w:lang w:val="el_GR" w:bidi="el_GR"/>
         </w:rPr>
       </w:r>
       <w:r>
         <w:rPr>
           <w:vertAlign w:val="superscript"/>
-          <w:lang w:val="en_US" w:bidi="en_US"/>
+          <w:lang w:val="el_GR" w:bidi="el_GR"/>
         </w:rPr>
         <w:t>18</w:t>
       </w:r>
       <w:r>
         <w:rPr>
-          <w:lang w:val="en_US" w:bidi="en_US"/>
+          <w:lang w:val="el_GR" w:bidi="el_GR"/>
         </w:rPr>
         <w:t xml:space="preserve"> αὐξάνετε δὲ ἐν χάριτι καὶ γνώσει τοῦ κυρίου ἡμῶν καὶ σωτῆρος Ἰησοῦ Χριστοῦ. αὐτῷ ἡ δόξα καὶ νῦν καὶ εἰς ἡμέραν αἰῶνος. ἀμήν.</w:t>
       </w:r>
@@ -3409,7 +3409,7 @@
     <w:rPrDefault>
       <w:rPr>
         <w:rFonts w:ascii="Times New Roman" w:eastAsia="Times New Roman" w:hAnsi="Times New Roman" w:cs="Times New Roman"/>
-        <w:lang w:val="en_US" w:eastAsia="en-US" w:bidi="ar-SA"/>
+        <w:lang w:val="el_GR" w:eastAsia="en-US" w:bidi="ar-SA"/>
       </w:rPr>
     </w:rPrDefault>
     <w:pPrDefault/>
